--- a/output/docx/en/BUFRCREX_TableB_en_01.docx
+++ b/output/docx/en/BUFRCREX_TableB_en_01.docx
@@ -1017,7 +1017,7 @@
                 <w:b w:val="0"/>
                 <w:sz w:val="16"/>
               </w:rPr>
-              <w:t>Note 42: Range of value for parameter 0 04 015 limited from -99 to 99; CREX common sequence D 06 019 being the original sequence with 2 characters only for the corresponding descriptor.</w:t>
+              <w:t>Note B42: Descriptor 0 01 020 should be used instead of 0 01 004 for encoding this element.</w:t>
             </w:r>
           </w:p>
         </w:tc>
@@ -2554,7 +2554,7 @@
                 <w:b w:val="0"/>
                 <w:sz w:val="16"/>
               </w:rPr>
-              <w:t>Note 125: Stationary position of ship shall be reported by 0 01 012 set to 0 and 0 01 013 set to 0. Course of ship unknown (Ds = 9) shall be reported by 0 01 012 set to 509. | Note 60: The time period indicates the duration in minutes over which the measurements have been averaged. The end of the time period is marked by the end of scan (see above).</w:t>
+              <w:t>Note B125: Stationary position of ship shall be reported by 0 01 012 set to 0 and 0 01 013 set to 0. Course of ship unknown (Ds = 9) shall be reported by 0 01 012 set to 509. | Note B60: Descriptors 0 01 012 and 0 01 013 may relate to parameters of various meanings and the corresponding values may be integrated on different periods.</w:t>
             </w:r>
           </w:p>
         </w:tc>
@@ -2747,7 +2747,7 @@
                 <w:b w:val="0"/>
                 <w:sz w:val="16"/>
               </w:rPr>
-              <w:t>Note 60: The time period indicates the duration in minutes over which the measurements have been averaged. The end of the time period is marked by the end of scan (see above). | Note 125: Stationary position of ship shall be reported by 0 01 012 set to 0 and 0 01 013 set to 0. Course of ship unknown (Ds = 9) shall be reported by 0 01 012 set to 509.</w:t>
+              <w:t>Note B60: Descriptors 0 01 012 and 0 01 013 may relate to parameters of various meanings and the corresponding values may be integrated on different periods. | Note B125: Stationary position of ship shall be reported by 0 01 012 set to 0 and 0 01 013 set to 0. Course of ship unknown (Ds = 9) shall be reported by 0 01 012 set to 509.</w:t>
             </w:r>
           </w:p>
         </w:tc>
@@ -4284,7 +4284,7 @@
                 <w:b w:val="0"/>
                 <w:sz w:val="16"/>
               </w:rPr>
-              <w:t>Note 72: Time of launch shall be reported with the highest possible accuracy available. If the launch time is not available with second accuracy, the entry for seconds shall be set to zero.</w:t>
+              <w:t>Note B72: For 0 01 022, the character string representing the "Name of feature" should be of the form: "Type of phenomenon" - "Location or geographical name" e.g. "volcano -Popocatepetl", "oil fire - Kuwait").</w:t>
             </w:r>
           </w:p>
         </w:tc>
@@ -4861,7 +4861,7 @@
                 <w:b w:val="0"/>
                 <w:sz w:val="16"/>
               </w:rPr>
-              <w:t>Note 148: The storm identifier (descriptor 0 01 025) has the following meaning: the first two characters shall be a numeric sequence number assigned by the originator of the message; the third character is a letter indicating the ocean basin where the storm is located, as follows:W NW Pacific OceanE NE Pacific Ocean to 140°WC NE Pacific Ocean 140°W - 180°WL N Atlantic Ocean, including Caribbean and Gulf of Mexico A N Arabian Sea B Bay of Bengal S S Indian Ocean P S Pacific Ocean F RSMC Nadi's zone in South Pacific U Australia O South China Sea T East China Sea There is no requirement that differing observers coordinate sequence numbers even though they both may be reporting the same storm.</w:t>
+              <w:t>Note B148: The storm identifier (descriptor 0 01 025) has the following meaning: the first two characters shall be a numeric sequence number assigned by the originator of the message; the third character is a letter indicating the ocean basin where the storm is located, as follows:W NW Pacific OceanE NE Pacific Ocean to 140°WC NE Pacific Ocean 140°W - 180°WL N Atlantic Ocean, including Caribbean and Gulf of Mexico A N Arabian Sea B Bay of Bengal S S Indian Ocean P S Pacific Ocean F RSMC Nadi's zone in South Pacific U Australia O South China Sea T East China Sea There is no requirement that differing observers coordinate sequence numbers even though they both may be reporting the same storm.</w:t>
             </w:r>
           </w:p>
         </w:tc>
@@ -5054,7 +5054,7 @@
                 <w:b w:val="0"/>
                 <w:sz w:val="16"/>
               </w:rPr>
-              <w:t>Note 43: Separation of single level satellite data into sets of BUFR messages helps compression and results inefficient data transmission and storage.</w:t>
+              <w:t>Note B43: Descriptor 0 01 027 should be used instead of 0 01 026 to encode this element.</w:t>
             </w:r>
           </w:p>
         </w:tc>
@@ -5247,7 +5247,7 @@
                 <w:b w:val="0"/>
                 <w:sz w:val="16"/>
               </w:rPr>
-              <w:t>Note 182: WMO long storm name (descriptor 0 01 027): the storm name "Nameless" shall be used in those cases where an identifiable tropical disturbance has not reached tropical storm strength and has not been assigned an official name.</w:t>
+              <w:t>Note B182: WMO long storm name (descriptor 0 01 027): the storm name "Nameless" shall be used in those cases where an identifiable tropical disturbance has not reached tropical storm strength and has not been assigned an official name.</w:t>
             </w:r>
           </w:p>
         </w:tc>
@@ -5824,7 +5824,7 @@
                 <w:b w:val="0"/>
                 <w:sz w:val="16"/>
               </w:rPr>
-              <w:t>Note 153: The value of this feature could be a string of characters, which contain the name of the model and other useful elements such as the model mesh.</w:t>
+              <w:t>Note B153: The value of this feature could be a string of characters, which contain the name of the model and other useful elements such as the model mesh.</w:t>
             </w:r>
           </w:p>
         </w:tc>
@@ -6017,7 +6017,7 @@
                 <w:b w:val="0"/>
                 <w:sz w:val="16"/>
               </w:rPr>
-              <w:t>Note 44: Sequence 3 09 030 is deprecated because of incorrect usage of descriptor 0 04 015; sequence 3 09 031 should be used instead.</w:t>
+              <w:t>Note B44: Descriptor 0 01 033 shall be used instead of descriptor 0 01 031 for encoding originating/generating centre. Code table 0 01 034 is to be established by the associated originating/generating centre identified by descriptor 0 01 033 and provided to the Secretariat for publication.</w:t>
             </w:r>
           </w:p>
         </w:tc>
@@ -6210,7 +6210,7 @@
                 <w:b w:val="0"/>
                 <w:sz w:val="16"/>
               </w:rPr>
-              <w:t>Note 175: Where a centre other than the originating centre generates quality information, replacement or substitute values, and/or statistical information, the centre may be indicated by using 0 01 033. | Note 21: Front direction (towards which the front is moving) must always be given as it is needed for plotting purposes. A front direction with a front speed of zero would indicate a slow front. A value in the code table exists to represent a quasi-stationary front. | Note 38: n/a</w:t>
+              <w:t>Note B175: Where a centre other than the originating centre generates quality information, replacement or substitute values, and/or statistical information, the centre may be indicated by using 0 01 033. | Note B21: A generating centre may wish to indicate a reference to the application that generated quality information, etc.; it may use descriptor 0 01 032 for this purpose.However, the corresponding code tables will vary from centre to centre. | Note B38: Code table 0 01 032 is to be generated by each centre.</w:t>
             </w:r>
           </w:p>
         </w:tc>
@@ -7939,7 +7939,7 @@
                 <w:b w:val="0"/>
                 <w:sz w:val="16"/>
               </w:rPr>
-              <w:t>Note 134: The components of absolute platform velocity (0 01 041, 0 01 042, 0 01 043) are defined as follows:- First component: From the Earth's centre to 0 degree longitude at the Equator: velocity of the platform along this line relative to the Earth's centre.- Second component: From the Earth's centre to 90 degrees East longitude at the Equator: velocity of the platform along this line relative to the Earth's centre.- Third component: From the Earth's centre to the north pole: velocity of the platform along this line relative to the Earth's centre. | Note 154: The values for descriptors 0 01 041, 0 01 042 and 0 01 043 have been chosen to be suitable for polar orbiting satellites in approximately Sun-synchronous orbits. Geostationary orbits would require greater data widths for distance and slightly less for speed. | Note 95: Left handed x, y and z axes have been chosen for descriptors 0 01 041, 0 01 042 and 0 01 043.</w:t>
+              <w:t>Note B134: The components of absolute platform velocity (0 01 041, 0 01 042, 0 01 043) are defined as follows:- First component: From the Earth's centre to 0 degree longitude at the Equator: velocity of the platform along this line relative to the Earth's centre.- Second component: From the Earth's centre to 90 degrees East longitude at the Equator: velocity of the platform along this line relative to the Earth's centre.- Third component: From the Earth's centre to the north pole: velocity of the platform along this line relative to the Earth's centre. | Note B154: The values for descriptors 0 01 041, 0 01 042 and 0 01 043 have been chosen to be suitable for polar orbiting satellites in approximately Sun-synchronous orbits. Geostationary orbits would require greater data widths for distance and slightly less for speed. | Note B95: Left handed x, y and z axes have been chosen for descriptors 0 01 041, 0 01 042 and 0 01 043.</w:t>
             </w:r>
           </w:p>
         </w:tc>
@@ -8132,7 +8132,7 @@
                 <w:b w:val="0"/>
                 <w:sz w:val="16"/>
               </w:rPr>
-              <w:t>Note 134: The components of absolute platform velocity (0 01 041, 0 01 042, 0 01 043) are defined as follows:- First component: From the Earth's centre to 0 degree longitude at the Equator: velocity of the platform along this line relative to the Earth's centre.- Second component: From the Earth's centre to 90 degrees East longitude at the Equator: velocity of the platform along this line relative to the Earth's centre.- Third component: From the Earth's centre to the north pole: velocity of the platform along this line relative to the Earth's centre. | Note 154: The values for descriptors 0 01 041, 0 01 042 and 0 01 043 have been chosen to be suitable for polar orbiting satellites in approximately Sun-synchronous orbits. Geostationary orbits would require greater data widths for distance and slightly less for speed. | Note 95: Left handed x, y and z axes have been chosen for descriptors 0 01 041, 0 01 042 and 0 01 043.</w:t>
+              <w:t>Note B134: The components of absolute platform velocity (0 01 041, 0 01 042, 0 01 043) are defined as follows:- First component: From the Earth's centre to 0 degree longitude at the Equator: velocity of the platform along this line relative to the Earth's centre.- Second component: From the Earth's centre to 90 degrees East longitude at the Equator: velocity of the platform along this line relative to the Earth's centre.- Third component: From the Earth's centre to the north pole: velocity of the platform along this line relative to the Earth's centre. | Note B154: The values for descriptors 0 01 041, 0 01 042 and 0 01 043 have been chosen to be suitable for polar orbiting satellites in approximately Sun-synchronous orbits. Geostationary orbits would require greater data widths for distance and slightly less for speed. | Note B95: Left handed x, y and z axes have been chosen for descriptors 0 01 041, 0 01 042 and 0 01 043.</w:t>
             </w:r>
           </w:p>
         </w:tc>
@@ -8325,7 +8325,7 @@
                 <w:b w:val="0"/>
                 <w:sz w:val="16"/>
               </w:rPr>
-              <w:t>Note 134: The components of absolute platform velocity (0 01 041, 0 01 042, 0 01 043) are defined as follows:- First component: From the Earth's centre to 0 degree longitude at the Equator: velocity of the platform along this line relative to the Earth's centre.- Second component: From the Earth's centre to 90 degrees East longitude at the Equator: velocity of the platform along this line relative to the Earth's centre.- Third component: From the Earth's centre to the north pole: velocity of the platform along this line relative to the Earth's centre. | Note 154: The values for descriptors 0 01 041, 0 01 042 and 0 01 043 have been chosen to be suitable for polar orbiting satellites in approximately Sun-synchronous orbits. Geostationary orbits would require greater data widths for distance and slightly less for speed. | Note 95: Left handed x, y and z axes have been chosen for descriptors 0 01 041, 0 01 042 and 0 01 043.</w:t>
+              <w:t>Note B134: The components of absolute platform velocity (0 01 041, 0 01 042, 0 01 043) are defined as follows:- First component: From the Earth's centre to 0 degree longitude at the Equator: velocity of the platform along this line relative to the Earth's centre.- Second component: From the Earth's centre to 90 degrees East longitude at the Equator: velocity of the platform along this line relative to the Earth's centre.- Third component: From the Earth's centre to the north pole: velocity of the platform along this line relative to the Earth's centre. | Note B154: The values for descriptors 0 01 041, 0 01 042 and 0 01 043 have been chosen to be suitable for polar orbiting satellites in approximately Sun-synchronous orbits. Geostationary orbits would require greater data widths for distance and slightly less for speed. | Note B95: Left handed x, y and z axes have been chosen for descriptors 0 01 041, 0 01 042 and 0 01 043.</w:t>
             </w:r>
           </w:p>
         </w:tc>
@@ -11206,7 +11206,7 @@
                 <w:b w:val="0"/>
                 <w:sz w:val="16"/>
               </w:rPr>
-              <w:t>Note 45: Some types of stations do not have the ability to identify the surface condition accurately. They can only report conditions such as "not dry" or "glazed". The code table for road surface conditions has been adjusted accordingly.</w:t>
+              <w:t>Note B45: Descriptor 0 01 082 is to be used for reporting the sequential number of the current radiosonde reporting period (e.g. synoptic cycle) within a given year or other similar locally defined length of time. Descriptor 0 01 083 is to be used in the case of multiple sequential radiosonde releases during a single reporting period (e.g. synoptic cycle), in order to indicate which particular release generated the corresponding data values.</w:t>
             </w:r>
           </w:p>
         </w:tc>
@@ -11399,7 +11399,7 @@
                 <w:b w:val="0"/>
                 <w:sz w:val="16"/>
               </w:rPr>
-              <w:t>Note 45: Some types of stations do not have the ability to identify the surface condition accurately. They can only report conditions such as "not dry" or "glazed". The code table for road surface conditions has been adjusted accordingly.</w:t>
+              <w:t>Note B45: Descriptor 0 01 082 is to be used for reporting the sequential number of the current radiosonde reporting period (e.g. synoptic cycle) within a given year or other similar locally defined length of time. Descriptor 0 01 083 is to be used in the case of multiple sequential radiosonde releases during a single reporting period (e.g. synoptic cycle), in order to indicate which particular release generated the corresponding data values.</w:t>
             </w:r>
           </w:p>
         </w:tc>
@@ -17349,7 +17349,7 @@
                 <w:b w:val="0"/>
                 <w:sz w:val="16"/>
               </w:rPr>
-              <w:t>Note 185: Positive value of descriptor 0 01 145 corresponds to Hipparcos identifier; 0 is Sun, -2 is Venus, -4 is Mars, -5 is Jupiter, -6 is Saturn, -7 is Earth's moon, and -8 is Bright limb.</w:t>
+              <w:t>Note B185: Positive value of descriptor 0 01 145 corresponds to Hipparcos identifier; 0 is Sun, -2 is Venus, -4 is Mars, -5 is Jupiter, -6 is Saturn, -7 is Earth's moon, and -8 is Bright limb.</w:t>
             </w:r>
           </w:p>
         </w:tc>
@@ -19258,7 +19258,7 @@
                 <w:b w:val="0"/>
                 <w:sz w:val="16"/>
               </w:rPr>
-              <w:t>Note 195: In descriptor 0 01 159, report the diameter of spherical balloons and report the larger dimension (length, height) of other shapes.</w:t>
+              <w:t>Note B195: In descriptor 0 01 159, report the diameter of spherical balloons and report the larger dimension (length, height) of other shapes.</w:t>
             </w:r>
           </w:p>
         </w:tc>
